--- a/01 Tanakh/02 Nevi_im/02 Latter Prophets/12 Yechezkel/Yechezkel 35.docx
+++ b/01 Tanakh/02 Nevi_im/02 Latter Prophets/12 Yechezkel/Yechezkel 35.docx
@@ -22,7 +22,7 @@
           <w:szCs w:val="24"/>
           <w:rtl w:val="0"/>
         </w:rPr>
-        <w:t xml:space="preserve">(Book Title)</w:t>
+        <w:t xml:space="preserve">Yechezkel</w:t>
       </w:r>
     </w:p>
     <w:p>
@@ -43,7 +43,12 @@
           <w:szCs w:val="40"/>
           <w:rtl w:val="0"/>
         </w:rPr>
-        <w:t xml:space="preserve">1</w:t>
+        <w:t xml:space="preserve">35</w:t>
+      </w:r>
+      <w:r>
+        <w:rPr>
+          <w:rtl w:val="0"/>
+        </w:rPr>
       </w:r>
     </w:p>
     <w:p>
@@ -84,238 +89,346 @@
     </w:p>
     <w:p>
       <w:pPr>
-        <w:ind w:firstLine="720"/>
-        <w:rPr>
-          <w:b w:val="1"/>
-          <w:bCs w:val="1"/>
-          <w:sz w:val="24"/>
-          <w:szCs w:val="24"/>
-        </w:rPr>
-      </w:pPr>
-      <w:r>
-        <w:rPr>
-          <w:rtl w:val="0"/>
-        </w:rPr>
-      </w:r>
-    </w:p>
-    <w:p>
-      <w:pPr>
-        <w:numPr>
-          <w:ilvl w:val="0"/>
-          <w:numId w:val="1"/>
-        </w:numPr>
-        <w:ind w:left="720" w:hanging="360"/>
-        <w:rPr>
-          <w:sz w:val="24"/>
-          <w:szCs w:val="24"/>
-          <w:u w:val="none"/>
-        </w:rPr>
-      </w:pPr>
-      <w:r>
-        <w:rPr>
-          <w:sz w:val="24"/>
-          <w:szCs w:val="24"/>
-          <w:rtl w:val="0"/>
-        </w:rPr>
-        <w:t xml:space="preserve">Text</w:t>
-      </w:r>
-    </w:p>
-    <w:p>
-      <w:pPr>
-        <w:rPr>
-          <w:sz w:val="24"/>
-          <w:szCs w:val="24"/>
-        </w:rPr>
-      </w:pPr>
-      <w:r>
-        <w:rPr>
-          <w:rtl w:val="0"/>
-        </w:rPr>
-      </w:r>
-    </w:p>
-    <w:p>
-      <w:pPr>
-        <w:rPr>
-          <w:sz w:val="24"/>
-          <w:szCs w:val="24"/>
-        </w:rPr>
-      </w:pPr>
-      <w:r>
-        <w:rPr>
-          <w:rtl w:val="0"/>
-        </w:rPr>
-      </w:r>
-    </w:p>
-    <w:p>
-      <w:pPr>
-        <w:ind w:firstLine="720"/>
-        <w:rPr>
-          <w:b w:val="1"/>
-          <w:bCs w:val="1"/>
-          <w:sz w:val="24"/>
-          <w:szCs w:val="24"/>
-        </w:rPr>
-      </w:pPr>
-      <w:r>
-        <w:rPr>
-          <w:b w:val="1"/>
-          <w:bCs w:val="1"/>
-          <w:sz w:val="24"/>
-          <w:szCs w:val="24"/>
-          <w:rtl w:val="0"/>
-        </w:rPr>
-        <w:t xml:space="preserve">(Section Title)</w:t>
-      </w:r>
-    </w:p>
-    <w:p>
-      <w:pPr>
-        <w:ind w:firstLine="720"/>
-        <w:rPr>
-          <w:b w:val="1"/>
-          <w:bCs w:val="1"/>
-          <w:sz w:val="24"/>
-          <w:szCs w:val="24"/>
-        </w:rPr>
-      </w:pPr>
-      <w:r>
-        <w:rPr>
-          <w:rtl w:val="0"/>
-        </w:rPr>
-      </w:r>
-    </w:p>
-    <w:p>
-      <w:pPr>
-        <w:numPr>
-          <w:ilvl w:val="0"/>
-          <w:numId w:val="1"/>
-        </w:numPr>
-        <w:ind w:left="720" w:hanging="360"/>
-        <w:rPr>
-          <w:sz w:val="24"/>
-          <w:szCs w:val="24"/>
-          <w:u w:val="none"/>
-        </w:rPr>
-      </w:pPr>
-      <w:r>
-        <w:rPr>
-          <w:sz w:val="24"/>
-          <w:szCs w:val="24"/>
-          <w:rtl w:val="0"/>
-        </w:rPr>
-        <w:t xml:space="preserve">Text</w:t>
-      </w:r>
-    </w:p>
-    <w:p>
-      <w:pPr>
-        <w:rPr>
-          <w:sz w:val="24"/>
-          <w:szCs w:val="24"/>
-        </w:rPr>
-      </w:pPr>
-      <w:r>
-        <w:rPr>
-          <w:rtl w:val="0"/>
-        </w:rPr>
-      </w:r>
-    </w:p>
-    <w:p>
-      <w:pPr>
-        <w:jc w:val="center"/>
-        <w:rPr>
-          <w:b w:val="1"/>
-          <w:bCs w:val="1"/>
-          <w:sz w:val="40"/>
-          <w:szCs w:val="40"/>
-        </w:rPr>
-      </w:pPr>
-      <w:r>
-        <w:rPr>
-          <w:b w:val="1"/>
-          <w:bCs w:val="1"/>
-          <w:color w:val="999999"/>
-          <w:sz w:val="24"/>
-          <w:szCs w:val="24"/>
-          <w:rtl w:val="0"/>
-        </w:rPr>
-        <w:t xml:space="preserve">(Book Title)</w:t>
-      </w:r>
-      <w:r>
-        <w:rPr>
-          <w:rtl w:val="0"/>
-        </w:rPr>
-      </w:r>
-    </w:p>
-    <w:p>
-      <w:pPr>
-        <w:jc w:val="center"/>
-        <w:rPr>
-          <w:b w:val="1"/>
-          <w:bCs w:val="1"/>
-          <w:sz w:val="40"/>
-          <w:szCs w:val="40"/>
-        </w:rPr>
-      </w:pPr>
-      <w:r>
-        <w:rPr>
-          <w:b w:val="1"/>
-          <w:bCs w:val="1"/>
-          <w:sz w:val="40"/>
-          <w:szCs w:val="40"/>
-          <w:rtl w:val="0"/>
-        </w:rPr>
-        <w:t xml:space="preserve">1</w:t>
-      </w:r>
-    </w:p>
-    <w:p>
-      <w:pPr>
-        <w:rPr>
-          <w:b w:val="1"/>
-          <w:bCs w:val="1"/>
-          <w:sz w:val="24"/>
-          <w:szCs w:val="24"/>
-        </w:rPr>
-      </w:pPr>
-      <w:r>
-        <w:rPr>
-          <w:rtl w:val="0"/>
-        </w:rPr>
-      </w:r>
-    </w:p>
-    <w:p>
-      <w:pPr>
-        <w:rPr>
-          <w:b w:val="1"/>
-          <w:bCs w:val="1"/>
-          <w:sz w:val="24"/>
-          <w:szCs w:val="24"/>
-        </w:rPr>
-      </w:pPr>
-      <w:r>
-        <w:rPr>
-          <w:rtl w:val="0"/>
-        </w:rPr>
-      </w:r>
-    </w:p>
-    <w:p>
-      <w:pPr>
-        <w:numPr>
-          <w:ilvl w:val="0"/>
-          <w:numId w:val="1"/>
-        </w:numPr>
-        <w:ind w:left="720" w:hanging="360"/>
-        <w:rPr>
-          <w:sz w:val="24"/>
-          <w:szCs w:val="24"/>
-          <w:u w:val="none"/>
-        </w:rPr>
-      </w:pPr>
-      <w:r>
-        <w:rPr>
-          <w:sz w:val="24"/>
-          <w:szCs w:val="24"/>
-          <w:rtl w:val="0"/>
-        </w:rPr>
-        <w:t xml:space="preserve">Text</w:t>
+        <w:ind w:left="0" w:firstLine="0"/>
+        <w:rPr>
+          <w:sz w:val="24"/>
+          <w:szCs w:val="24"/>
+        </w:rPr>
+      </w:pPr>
+      <w:r>
+        <w:rPr>
+          <w:rtl w:val="0"/>
+        </w:rPr>
+      </w:r>
+    </w:p>
+    <w:p>
+      <w:pPr>
+        <w:numPr>
+          <w:ilvl w:val="0"/>
+          <w:numId w:val="1"/>
+        </w:numPr>
+        <w:ind w:left="720" w:hanging="360"/>
+        <w:rPr>
+          <w:sz w:val="24"/>
+          <w:szCs w:val="24"/>
+          <w:u w:val="none"/>
+        </w:rPr>
+      </w:pPr>
+      <w:r>
+        <w:rPr>
+          <w:sz w:val="24"/>
+          <w:szCs w:val="24"/>
+          <w:rtl w:val="0"/>
+        </w:rPr>
+        <w:t xml:space="preserve">The word of EHYEH came to me:</w:t>
+      </w:r>
+    </w:p>
+    <w:p>
+      <w:pPr>
+        <w:numPr>
+          <w:ilvl w:val="0"/>
+          <w:numId w:val="1"/>
+        </w:numPr>
+        <w:ind w:left="720" w:hanging="360"/>
+        <w:rPr>
+          <w:sz w:val="24"/>
+          <w:szCs w:val="24"/>
+          <w:u w:val="none"/>
+        </w:rPr>
+      </w:pPr>
+      <w:r>
+        <w:rPr>
+          <w:sz w:val="24"/>
+          <w:szCs w:val="24"/>
+          <w:rtl w:val="0"/>
+        </w:rPr>
+        <w:t xml:space="preserve">“Human being, turn your face against Mount Se‘ir; prophesy against it,</w:t>
+      </w:r>
+    </w:p>
+    <w:p>
+      <w:pPr>
+        <w:numPr>
+          <w:ilvl w:val="0"/>
+          <w:numId w:val="1"/>
+        </w:numPr>
+        <w:ind w:left="720" w:hanging="360"/>
+        <w:rPr>
+          <w:sz w:val="24"/>
+          <w:szCs w:val="24"/>
+          <w:u w:val="none"/>
+        </w:rPr>
+      </w:pPr>
+      <w:r>
+        <w:rPr>
+          <w:sz w:val="24"/>
+          <w:szCs w:val="24"/>
+          <w:rtl w:val="0"/>
+        </w:rPr>
+        <w:t xml:space="preserve">and say that YIHOVEH EHYEH says, ‘I am against you, Mount Se‘ir. I will stretch out my hand against you and make you utterly desolate.</w:t>
+      </w:r>
+    </w:p>
+    <w:p>
+      <w:pPr>
+        <w:numPr>
+          <w:ilvl w:val="0"/>
+          <w:numId w:val="1"/>
+        </w:numPr>
+        <w:ind w:left="720" w:hanging="360"/>
+        <w:rPr>
+          <w:sz w:val="24"/>
+          <w:szCs w:val="24"/>
+          <w:u w:val="none"/>
+        </w:rPr>
+      </w:pPr>
+      <w:r>
+        <w:rPr>
+          <w:sz w:val="24"/>
+          <w:szCs w:val="24"/>
+          <w:rtl w:val="0"/>
+        </w:rPr>
+        <w:t xml:space="preserve">I will make your cities ruins and make you an utter waste, and you will know that I am EHYEH.</w:t>
+      </w:r>
+    </w:p>
+    <w:p>
+      <w:pPr>
+        <w:numPr>
+          <w:ilvl w:val="0"/>
+          <w:numId w:val="1"/>
+        </w:numPr>
+        <w:ind w:left="720" w:hanging="360"/>
+        <w:rPr>
+          <w:sz w:val="24"/>
+          <w:szCs w:val="24"/>
+          <w:u w:val="none"/>
+        </w:rPr>
+      </w:pPr>
+      <w:r>
+        <w:rPr>
+          <w:sz w:val="24"/>
+          <w:szCs w:val="24"/>
+          <w:rtl w:val="0"/>
+        </w:rPr>
+        <w:t xml:space="preserve">Because of your long-standing hatred, you put the people of Isra’el to the sword at their time of calamity, at the time of final iniquity.</w:t>
+      </w:r>
+    </w:p>
+    <w:p>
+      <w:pPr>
+        <w:numPr>
+          <w:ilvl w:val="0"/>
+          <w:numId w:val="1"/>
+        </w:numPr>
+        <w:ind w:left="720" w:hanging="360"/>
+        <w:rPr>
+          <w:sz w:val="24"/>
+          <w:szCs w:val="24"/>
+          <w:u w:val="none"/>
+        </w:rPr>
+      </w:pPr>
+      <w:r>
+        <w:rPr>
+          <w:sz w:val="24"/>
+          <w:szCs w:val="24"/>
+          <w:rtl w:val="0"/>
+        </w:rPr>
+        <w:t xml:space="preserve">Therefore, as I live,’ YIHOVEH EHYEH swears, ‘I will prepare you for blood. Blood will pursue you. You intensely hate your own blood [relatives]; therefore blood will pursue you.</w:t>
+      </w:r>
+    </w:p>
+    <w:p>
+      <w:pPr>
+        <w:numPr>
+          <w:ilvl w:val="0"/>
+          <w:numId w:val="1"/>
+        </w:numPr>
+        <w:ind w:left="720" w:hanging="360"/>
+        <w:rPr>
+          <w:sz w:val="24"/>
+          <w:szCs w:val="24"/>
+          <w:u w:val="none"/>
+        </w:rPr>
+      </w:pPr>
+      <w:r>
+        <w:rPr>
+          <w:sz w:val="24"/>
+          <w:szCs w:val="24"/>
+          <w:rtl w:val="0"/>
+        </w:rPr>
+        <w:t xml:space="preserve">Yes, I will make Mount Se‘ir utterly desolate, cutting off from it anyone passing through or returning.</w:t>
+      </w:r>
+    </w:p>
+    <w:p>
+      <w:pPr>
+        <w:numPr>
+          <w:ilvl w:val="0"/>
+          <w:numId w:val="1"/>
+        </w:numPr>
+        <w:ind w:left="720" w:hanging="360"/>
+        <w:rPr>
+          <w:sz w:val="24"/>
+          <w:szCs w:val="24"/>
+          <w:u w:val="none"/>
+        </w:rPr>
+      </w:pPr>
+      <w:r>
+        <w:rPr>
+          <w:sz w:val="24"/>
+          <w:szCs w:val="24"/>
+          <w:rtl w:val="0"/>
+        </w:rPr>
+        <w:t xml:space="preserve">I will fill his mountains with his slain; in your hills and valleys and in all your ravines will fall those slain by the sword.</w:t>
+      </w:r>
+    </w:p>
+    <w:p>
+      <w:pPr>
+        <w:numPr>
+          <w:ilvl w:val="0"/>
+          <w:numId w:val="1"/>
+        </w:numPr>
+        <w:ind w:left="720" w:hanging="360"/>
+        <w:rPr>
+          <w:sz w:val="24"/>
+          <w:szCs w:val="24"/>
+          <w:u w:val="none"/>
+        </w:rPr>
+      </w:pPr>
+      <w:r>
+        <w:rPr>
+          <w:sz w:val="24"/>
+          <w:szCs w:val="24"/>
+          <w:rtl w:val="0"/>
+        </w:rPr>
+        <w:t xml:space="preserve">I will turn you into perpetual ruins; your cities will not return; and you will know that I am EHYEH.</w:t>
+      </w:r>
+    </w:p>
+    <w:p>
+      <w:pPr>
+        <w:numPr>
+          <w:ilvl w:val="0"/>
+          <w:numId w:val="1"/>
+        </w:numPr>
+        <w:ind w:left="720" w:hanging="360"/>
+        <w:rPr>
+          <w:sz w:val="24"/>
+          <w:szCs w:val="24"/>
+          <w:u w:val="none"/>
+        </w:rPr>
+      </w:pPr>
+      <w:r>
+        <w:rPr>
+          <w:sz w:val="24"/>
+          <w:szCs w:val="24"/>
+          <w:rtl w:val="0"/>
+        </w:rPr>
+        <w:t xml:space="preserve">“‘Because you say, “These two nations, these two countries, will be mine; we will take possession of them,” even though EHYEH is there;</w:t>
+      </w:r>
+    </w:p>
+    <w:p>
+      <w:pPr>
+        <w:numPr>
+          <w:ilvl w:val="0"/>
+          <w:numId w:val="1"/>
+        </w:numPr>
+        <w:ind w:left="720" w:hanging="360"/>
+        <w:rPr>
+          <w:sz w:val="24"/>
+          <w:szCs w:val="24"/>
+          <w:u w:val="none"/>
+        </w:rPr>
+      </w:pPr>
+      <w:r>
+        <w:rPr>
+          <w:sz w:val="24"/>
+          <w:szCs w:val="24"/>
+          <w:rtl w:val="0"/>
+        </w:rPr>
+        <w:t xml:space="preserve">therefore, as I live,’ swears YIHOVEH EHYEH, ‘I will deal with you as your anger and envy arising from your hatred deserve; and I will make myself known among them when I judge you.</w:t>
+      </w:r>
+    </w:p>
+    <w:p>
+      <w:pPr>
+        <w:numPr>
+          <w:ilvl w:val="0"/>
+          <w:numId w:val="1"/>
+        </w:numPr>
+        <w:ind w:left="720" w:hanging="360"/>
+        <w:rPr>
+          <w:sz w:val="24"/>
+          <w:szCs w:val="24"/>
+          <w:u w:val="none"/>
+        </w:rPr>
+      </w:pPr>
+      <w:r>
+        <w:rPr>
+          <w:sz w:val="24"/>
+          <w:szCs w:val="24"/>
+          <w:rtl w:val="0"/>
+        </w:rPr>
+        <w:t xml:space="preserve">You will know that I, EHYEH, have heard all your blasphemous talk against the mountains of Isra’el, such as, “They are desolated, they are given to us to devour.”</w:t>
+      </w:r>
+    </w:p>
+    <w:p>
+      <w:pPr>
+        <w:numPr>
+          <w:ilvl w:val="0"/>
+          <w:numId w:val="1"/>
+        </w:numPr>
+        <w:ind w:left="720" w:hanging="360"/>
+        <w:rPr>
+          <w:sz w:val="24"/>
+          <w:szCs w:val="24"/>
+          <w:u w:val="none"/>
+        </w:rPr>
+      </w:pPr>
+      <w:r>
+        <w:rPr>
+          <w:sz w:val="24"/>
+          <w:szCs w:val="24"/>
+          <w:rtl w:val="0"/>
+        </w:rPr>
+        <w:t xml:space="preserve">Moreover, you have boasted against me with your mouths, speaking more and more against me — I have heard it.’</w:t>
+      </w:r>
+    </w:p>
+    <w:p>
+      <w:pPr>
+        <w:numPr>
+          <w:ilvl w:val="0"/>
+          <w:numId w:val="1"/>
+        </w:numPr>
+        <w:ind w:left="720" w:hanging="360"/>
+        <w:rPr>
+          <w:sz w:val="24"/>
+          <w:szCs w:val="24"/>
+          <w:u w:val="none"/>
+        </w:rPr>
+      </w:pPr>
+      <w:r>
+        <w:rPr>
+          <w:sz w:val="24"/>
+          <w:szCs w:val="24"/>
+          <w:rtl w:val="0"/>
+        </w:rPr>
+        <w:t xml:space="preserve">Here is what YIHOVEH EHYEH says: ‘To the joy of all the land, I will desolate you.</w:t>
+      </w:r>
+    </w:p>
+    <w:p>
+      <w:pPr>
+        <w:numPr>
+          <w:ilvl w:val="0"/>
+          <w:numId w:val="1"/>
+        </w:numPr>
+        <w:ind w:left="720" w:hanging="360"/>
+        <w:rPr>
+          <w:sz w:val="24"/>
+          <w:szCs w:val="24"/>
+          <w:u w:val="none"/>
+        </w:rPr>
+      </w:pPr>
+      <w:r>
+        <w:rPr>
+          <w:sz w:val="24"/>
+          <w:szCs w:val="24"/>
+          <w:rtl w:val="0"/>
+        </w:rPr>
+        <w:t xml:space="preserve">Since you rejoiced over possessing the house of Isra’el, because it was desolate, that is what I will do to you — you will be desolate, Mount Se‘ir and all Edom, all of it. Then they will know that I am EHYEH.’</w:t>
       </w:r>
     </w:p>
     <w:sectPr>
